--- a/resume/Mint_Nguyen_Resume.docx
+++ b/resume/Mint_Nguyen_Resume.docx
@@ -31,7 +31,7 @@
           <w:sz w:val="22"/>
           <w:szCs w:val="22"/>
         </w:rPr>
-        <w:t xml:space="preserve">Full Stack Software Engineer · Founding Engineer at Hatch</w:t>
+        <w:t xml:space="preserve">Full Stack Software Engineer · Founding Engineer</w:t>
       </w:r>
     </w:p>
     <w:p>

--- a/resume/Mint_Nguyen_Resume.docx
+++ b/resume/Mint_Nguyen_Resume.docx
@@ -79,7 +79,7 @@
           <w:sz w:val="21"/>
           <w:szCs w:val="21"/>
         </w:rPr>
-        <w:t xml:space="preserve">Full stack software engineer with 6 years of shipping. Founding Engineer at Hatch, where I built a loan management platform for lenders from the first commit and now guide a team of 7+ engineers through it. Concurrently building pricing and operations software at S&amp;T Properties, including a price-prediction model and a property management system that unifies every online travel agency. Strongest in TypeScript, React, Next.js, Node, NestJS, PostgreSQL, Python, Azure DevOps and Figma.</w:t>
+        <w:t xml:space="preserve">Full stack software engineer with 6 years of shipping. Founding Engineer at Hatch, where I built an automated application processing platform for lenders (IDV, KYC, KYB, IBV, background checks) from the first commit and now guide a team of 7+ engineers through it. Concurrently building pricing and operations software at S&amp;T Properties, including a price-prediction model and a property management system that unifies every online travel agency. Strongest in TypeScript, React, Next.js, Node, NestJS, PostgreSQL, Python and Figma.</w:t>
       </w:r>
     </w:p>
     <w:p>
@@ -185,7 +185,7 @@
           <w:sz w:val="20"/>
           <w:szCs w:val="20"/>
         </w:rPr>
-        <w:t xml:space="preserve">Built the loan management platform for personal and business lending from the first commit: decision automation, disbursements, and the admin tooling around them.</w:t>
+        <w:t xml:space="preserve">Built the automated application processing platform from the first commit: identity verification (IDV), KYC and KYB checks, instant bank verification (IBV), background checks, and the decisioning and admin tooling around them.</w:t>
       </w:r>
     </w:p>
     <w:p>
@@ -224,25 +224,6 @@
           <w:szCs w:val="20"/>
         </w:rPr>
         <w:t xml:space="preserve">Work directly with founders and stakeholders to turn business goals into scoped, shippable work; design wireframes in Figma, then build them.</w:t>
-      </w:r>
-    </w:p>
-    <w:p>
-      <w:pPr>
-        <w:pStyle w:val="ListParagraph"/>
-        <w:numPr>
-          <w:ilvl w:val="0"/>
-          <w:numId w:val="2"/>
-        </w:numPr>
-        <w:spacing w:after="20"/>
-      </w:pPr>
-      <w:r>
-        <w:rPr>
-          <w:rFonts w:ascii="Calibri" w:cs="Calibri" w:eastAsia="Calibri" w:hAnsi="Calibri"/>
-          <w:color w:val="12211A"/>
-          <w:sz w:val="20"/>
-          <w:szCs w:val="20"/>
-        </w:rPr>
-        <w:t xml:space="preserve">Own the deployment pipeline from development to production on Azure DevOps.</w:t>
       </w:r>
     </w:p>
     <w:p>
